--- a/Задание 2/тех проект.docx
+++ b/Задание 2/тех проект.docx
@@ -172,7 +172,24 @@
           <w:szCs w:val="28"/>
           <w:lang w:val="en-US"/>
         </w:rPr>
-        <w:t>Apache Spark</w:t>
+        <w:t>Apache</w:t>
+      </w:r>
+      <w:r>
+        <w:rPr>
+          <w:rFonts w:ascii="Times New Roman" w:hAnsi="Times New Roman" w:cs="Times New Roman"/>
+          <w:sz w:val="28"/>
+          <w:szCs w:val="28"/>
+        </w:rPr>
+        <w:t xml:space="preserve"> </w:t>
+      </w:r>
+      <w:r>
+        <w:rPr>
+          <w:rFonts w:ascii="Times New Roman" w:hAnsi="Times New Roman" w:cs="Times New Roman"/>
+          <w:sz w:val="28"/>
+          <w:szCs w:val="28"/>
+          <w:lang w:val="en-US"/>
+        </w:rPr>
+        <w:t>Spark</w:t>
       </w:r>
       <w:r>
         <w:rPr>
@@ -254,7 +271,24 @@
           <w:szCs w:val="28"/>
           <w:lang w:val="en-US"/>
         </w:rPr>
-        <w:t>Apache Airflow</w:t>
+        <w:t>Apache</w:t>
+      </w:r>
+      <w:r>
+        <w:rPr>
+          <w:rFonts w:ascii="Times New Roman" w:hAnsi="Times New Roman" w:cs="Times New Roman"/>
+          <w:sz w:val="28"/>
+          <w:szCs w:val="28"/>
+        </w:rPr>
+        <w:t xml:space="preserve"> </w:t>
+      </w:r>
+      <w:r>
+        <w:rPr>
+          <w:rFonts w:ascii="Times New Roman" w:hAnsi="Times New Roman" w:cs="Times New Roman"/>
+          <w:sz w:val="28"/>
+          <w:szCs w:val="28"/>
+          <w:lang w:val="en-US"/>
+        </w:rPr>
+        <w:t>Airflow</w:t>
       </w:r>
       <w:r>
         <w:rPr>
@@ -461,23 +495,7 @@
           <w:sz w:val="28"/>
           <w:szCs w:val="28"/>
         </w:rPr>
-        <w:t xml:space="preserve">звлечение данных: </w:t>
-      </w:r>
-      <w:r>
-        <w:rPr>
-          <w:rFonts w:ascii="Times New Roman" w:hAnsi="Times New Roman" w:cs="Times New Roman"/>
-          <w:sz w:val="28"/>
-          <w:szCs w:val="28"/>
-        </w:rPr>
-        <w:t>ч</w:t>
-      </w:r>
-      <w:r>
-        <w:rPr>
-          <w:rFonts w:ascii="Times New Roman" w:hAnsi="Times New Roman" w:cs="Times New Roman"/>
-          <w:sz w:val="28"/>
-          <w:szCs w:val="28"/>
-        </w:rPr>
-        <w:t>тение новых и измененных данных из различных источников КХД</w:t>
+        <w:t>звлечение данных: чтение новых и измененных данных из различных источников КХД</w:t>
       </w:r>
       <w:r>
         <w:rPr>
@@ -517,39 +535,7 @@
           <w:sz w:val="28"/>
           <w:szCs w:val="28"/>
         </w:rPr>
-        <w:t>реобразование данны</w:t>
-      </w:r>
-      <w:r>
-        <w:rPr>
-          <w:rFonts w:ascii="Times New Roman" w:hAnsi="Times New Roman" w:cs="Times New Roman"/>
-          <w:sz w:val="28"/>
-          <w:szCs w:val="28"/>
-        </w:rPr>
-        <w:t>х</w:t>
-      </w:r>
-      <w:r>
-        <w:rPr>
-          <w:rFonts w:ascii="Times New Roman" w:hAnsi="Times New Roman" w:cs="Times New Roman"/>
-          <w:sz w:val="28"/>
-          <w:szCs w:val="28"/>
-        </w:rPr>
-        <w:t xml:space="preserve">: </w:t>
-      </w:r>
-      <w:r>
-        <w:rPr>
-          <w:rFonts w:ascii="Times New Roman" w:hAnsi="Times New Roman" w:cs="Times New Roman"/>
-          <w:sz w:val="28"/>
-          <w:szCs w:val="28"/>
-        </w:rPr>
-        <w:t>о</w:t>
-      </w:r>
-      <w:r>
-        <w:rPr>
-          <w:rFonts w:ascii="Times New Roman" w:hAnsi="Times New Roman" w:cs="Times New Roman"/>
-          <w:sz w:val="28"/>
-          <w:szCs w:val="28"/>
-        </w:rPr>
-        <w:t>чистка, обогащение, применение бизнес-логики и агрегация данных в памяти кластера</w:t>
+        <w:t>реобразование данных: очистка, обогащение, применение бизнес-логики и агрегация данных в памяти кластера</w:t>
       </w:r>
       <w:r>
         <w:rPr>
@@ -646,23 +632,7 @@
           <w:sz w:val="28"/>
           <w:szCs w:val="28"/>
         </w:rPr>
-        <w:t xml:space="preserve">ркестрация и мониторинг: </w:t>
-      </w:r>
-      <w:r>
-        <w:rPr>
-          <w:rFonts w:ascii="Times New Roman" w:hAnsi="Times New Roman" w:cs="Times New Roman"/>
-          <w:sz w:val="28"/>
-          <w:szCs w:val="28"/>
-        </w:rPr>
-        <w:t>у</w:t>
-      </w:r>
-      <w:r>
-        <w:rPr>
-          <w:rFonts w:ascii="Times New Roman" w:hAnsi="Times New Roman" w:cs="Times New Roman"/>
-          <w:sz w:val="28"/>
-          <w:szCs w:val="28"/>
-        </w:rPr>
-        <w:t>правление последовательностью, зависимостями и расписанием выполнения задач, а также отслеживание их статуса.</w:t>
+        <w:t>ркестрация и мониторинг: управление последовательностью, зависимостями и расписанием выполнения задач, а также отслеживание их статуса.</w:t>
       </w:r>
     </w:p>
     <w:p>
@@ -692,7 +662,15 @@
           <w:szCs w:val="28"/>
           <w:lang w:val="en-US"/>
         </w:rPr>
-        <w:t>IDEF0</w:t>
+        <w:t>IDEF</w:t>
+      </w:r>
+      <w:r>
+        <w:rPr>
+          <w:rFonts w:ascii="Times New Roman" w:hAnsi="Times New Roman" w:cs="Times New Roman"/>
+          <w:sz w:val="28"/>
+          <w:szCs w:val="28"/>
+        </w:rPr>
+        <w:t>0</w:t>
       </w:r>
       <w:r>
         <w:rPr>
@@ -722,7 +700,15 @@
           <w:szCs w:val="28"/>
           <w:lang w:val="en-US"/>
         </w:rPr>
-        <w:t>IDEF0</w:t>
+        <w:t>IDEF</w:t>
+      </w:r>
+      <w:r>
+        <w:rPr>
+          <w:rFonts w:ascii="Times New Roman" w:hAnsi="Times New Roman" w:cs="Times New Roman"/>
+          <w:sz w:val="28"/>
+          <w:szCs w:val="28"/>
+        </w:rPr>
+        <w:t>0</w:t>
       </w:r>
       <w:r>
         <w:rPr>
@@ -747,7 +733,15 @@
           <w:szCs w:val="28"/>
           <w:lang w:val="en-US"/>
         </w:rPr>
-        <w:t>IDEF0</w:t>
+        <w:t>IDEF</w:t>
+      </w:r>
+      <w:r>
+        <w:rPr>
+          <w:rFonts w:ascii="Times New Roman" w:hAnsi="Times New Roman" w:cs="Times New Roman"/>
+          <w:sz w:val="28"/>
+          <w:szCs w:val="28"/>
+        </w:rPr>
+        <w:t>0</w:t>
       </w:r>
       <w:r>
         <w:rPr>
@@ -972,7 +966,15 @@
           <w:szCs w:val="28"/>
           <w:lang w:val="en-US"/>
         </w:rPr>
-        <w:t>IDEF0</w:t>
+        <w:t>IDEF</w:t>
+      </w:r>
+      <w:r>
+        <w:rPr>
+          <w:rFonts w:ascii="Times New Roman" w:hAnsi="Times New Roman" w:cs="Times New Roman"/>
+          <w:sz w:val="28"/>
+          <w:szCs w:val="28"/>
+        </w:rPr>
+        <w:t>0</w:t>
       </w:r>
       <w:r>
         <w:rPr>
@@ -986,6 +988,41 @@
     <w:p>
       <w:pPr>
         <w:spacing w:line="360" w:lineRule="auto"/>
+        <w:contextualSpacing/>
+        <w:rPr>
+          <w:rFonts w:ascii="Times New Roman" w:hAnsi="Times New Roman" w:cs="Times New Roman"/>
+          <w:sz w:val="28"/>
+          <w:szCs w:val="28"/>
+        </w:rPr>
+      </w:pPr>
+    </w:p>
+    <w:p>
+      <w:pPr>
+        <w:spacing w:line="360" w:lineRule="auto"/>
+        <w:contextualSpacing/>
+        <w:rPr>
+          <w:rFonts w:ascii="Times New Roman" w:hAnsi="Times New Roman" w:cs="Times New Roman"/>
+          <w:b/>
+          <w:bCs/>
+          <w:sz w:val="28"/>
+          <w:szCs w:val="28"/>
+        </w:rPr>
+      </w:pPr>
+      <w:r>
+        <w:rPr>
+          <w:rFonts w:ascii="Times New Roman" w:hAnsi="Times New Roman" w:cs="Times New Roman"/>
+          <w:b/>
+          <w:bCs/>
+          <w:sz w:val="28"/>
+          <w:szCs w:val="28"/>
+        </w:rPr>
+        <w:t>Функциональная декомпозиция и потоки данных</w:t>
+      </w:r>
+    </w:p>
+    <w:p>
+      <w:pPr>
+        <w:spacing w:line="360" w:lineRule="auto"/>
+        <w:ind w:firstLine="709"/>
         <w:contextualSpacing/>
         <w:jc w:val="both"/>
         <w:rPr>
@@ -994,14 +1031,628 @@
           <w:szCs w:val="28"/>
         </w:rPr>
       </w:pPr>
-    </w:p>
-    <w:p>
-      <w:pPr>
-        <w:spacing w:line="360" w:lineRule="auto"/>
+      <w:r>
+        <w:rPr>
+          <w:rFonts w:ascii="Times New Roman" w:hAnsi="Times New Roman" w:cs="Times New Roman"/>
+          <w:sz w:val="28"/>
+          <w:szCs w:val="28"/>
+        </w:rPr>
+        <w:t>Для визуализации функциональной структуры системы, логики ее работы и процессов преобразования данных используются диаграммы потоков данных. DFD-модель позволяет провести функциональную декомпозицию системы, представив ее в виде иерархии взаимосвязанных процессов, что решает задачу детализации сложного блока «Преобразование данных</w:t>
+      </w:r>
+      <w:r>
+        <w:rPr>
+          <w:rFonts w:ascii="Times New Roman" w:hAnsi="Times New Roman" w:cs="Times New Roman"/>
+          <w:sz w:val="28"/>
+          <w:szCs w:val="28"/>
+        </w:rPr>
+        <w:t>».</w:t>
+      </w:r>
+    </w:p>
+    <w:p>
+      <w:pPr>
+        <w:spacing w:line="360" w:lineRule="auto"/>
+        <w:ind w:firstLine="709"/>
         <w:contextualSpacing/>
         <w:jc w:val="both"/>
         <w:rPr>
           <w:rFonts w:ascii="Times New Roman" w:hAnsi="Times New Roman" w:cs="Times New Roman"/>
+          <w:sz w:val="28"/>
+          <w:szCs w:val="28"/>
+        </w:rPr>
+      </w:pPr>
+      <w:r>
+        <w:rPr>
+          <w:rFonts w:ascii="Times New Roman" w:hAnsi="Times New Roman" w:cs="Times New Roman"/>
+          <w:sz w:val="28"/>
+          <w:szCs w:val="28"/>
+        </w:rPr>
+        <w:t>Контекстная диаграмма определяет границы проектируемой системы, представляя ее как единый процесс, и описывает ее взаимодействие с внешним</w:t>
+      </w:r>
+      <w:r>
+        <w:rPr>
+          <w:rFonts w:ascii="Times New Roman" w:hAnsi="Times New Roman" w:cs="Times New Roman"/>
+          <w:sz w:val="28"/>
+          <w:szCs w:val="28"/>
+        </w:rPr>
+        <w:t xml:space="preserve">и сущностями. </w:t>
+      </w:r>
+      <w:r>
+        <w:rPr>
+          <w:rFonts w:ascii="Times New Roman" w:hAnsi="Times New Roman" w:cs="Times New Roman"/>
+          <w:sz w:val="28"/>
+          <w:szCs w:val="28"/>
+        </w:rPr>
+        <w:t>Контекстная диаграмма представлена на рисунке 3.</w:t>
+      </w:r>
+    </w:p>
+    <w:p>
+      <w:pPr>
+        <w:spacing w:line="360" w:lineRule="auto"/>
+        <w:contextualSpacing/>
+        <w:jc w:val="center"/>
+        <w:rPr>
+          <w:rFonts w:ascii="Times New Roman" w:hAnsi="Times New Roman" w:cs="Times New Roman"/>
+          <w:sz w:val="28"/>
+          <w:szCs w:val="28"/>
+        </w:rPr>
+      </w:pPr>
+      <w:r>
+        <w:rPr>
+          <w:rFonts w:ascii="Times New Roman" w:hAnsi="Times New Roman" w:cs="Times New Roman"/>
+          <w:sz w:val="28"/>
+          <w:szCs w:val="28"/>
+        </w:rPr>
+        <w:drawing>
+          <wp:inline distT="0" distB="0" distL="0" distR="0" wp14:anchorId="7C94F005" wp14:editId="504D817F">
+            <wp:extent cx="5940425" cy="1790065"/>
+            <wp:effectExtent l="0" t="0" r="3175" b="635"/>
+            <wp:docPr id="230582823" name="Рисунок 1"/>
+            <wp:cNvGraphicFramePr>
+              <a:graphicFrameLocks xmlns:a="http://schemas.openxmlformats.org/drawingml/2006/main" noChangeAspect="1"/>
+            </wp:cNvGraphicFramePr>
+            <a:graphic xmlns:a="http://schemas.openxmlformats.org/drawingml/2006/main">
+              <a:graphicData uri="http://schemas.openxmlformats.org/drawingml/2006/picture">
+                <pic:pic xmlns:pic="http://schemas.openxmlformats.org/drawingml/2006/picture">
+                  <pic:nvPicPr>
+                    <pic:cNvPr id="230582823" name=""/>
+                    <pic:cNvPicPr/>
+                  </pic:nvPicPr>
+                  <pic:blipFill>
+                    <a:blip r:embed="rId7"/>
+                    <a:stretch>
+                      <a:fillRect/>
+                    </a:stretch>
+                  </pic:blipFill>
+                  <pic:spPr>
+                    <a:xfrm>
+                      <a:off x="0" y="0"/>
+                      <a:ext cx="5940425" cy="1790065"/>
+                    </a:xfrm>
+                    <a:prstGeom prst="rect">
+                      <a:avLst/>
+                    </a:prstGeom>
+                  </pic:spPr>
+                </pic:pic>
+              </a:graphicData>
+            </a:graphic>
+          </wp:inline>
+        </w:drawing>
+      </w:r>
+    </w:p>
+    <w:p>
+      <w:pPr>
+        <w:spacing w:line="360" w:lineRule="auto"/>
+        <w:contextualSpacing/>
+        <w:jc w:val="center"/>
+        <w:rPr>
+          <w:rFonts w:ascii="Times New Roman" w:hAnsi="Times New Roman" w:cs="Times New Roman"/>
+          <w:sz w:val="28"/>
+          <w:szCs w:val="28"/>
+        </w:rPr>
+      </w:pPr>
+      <w:r>
+        <w:rPr>
+          <w:rFonts w:ascii="Times New Roman" w:hAnsi="Times New Roman" w:cs="Times New Roman"/>
+          <w:sz w:val="28"/>
+          <w:szCs w:val="28"/>
+        </w:rPr>
+        <w:t xml:space="preserve">Рисунок </w:t>
+      </w:r>
+      <w:r>
+        <w:rPr>
+          <w:rFonts w:ascii="Times New Roman" w:hAnsi="Times New Roman" w:cs="Times New Roman"/>
+          <w:sz w:val="28"/>
+          <w:szCs w:val="28"/>
+        </w:rPr>
+        <w:t xml:space="preserve">3 – Контекстная диаграмма </w:t>
+      </w:r>
+      <w:r>
+        <w:rPr>
+          <w:rFonts w:ascii="Times New Roman" w:hAnsi="Times New Roman" w:cs="Times New Roman"/>
+          <w:sz w:val="28"/>
+          <w:szCs w:val="28"/>
+        </w:rPr>
+        <w:t>(</w:t>
+      </w:r>
+      <w:r>
+        <w:rPr>
+          <w:rFonts w:ascii="Times New Roman" w:hAnsi="Times New Roman" w:cs="Times New Roman"/>
+          <w:sz w:val="28"/>
+          <w:szCs w:val="28"/>
+          <w:lang w:val="en-US"/>
+        </w:rPr>
+        <w:t>DFD</w:t>
+      </w:r>
+      <w:r>
+        <w:rPr>
+          <w:rFonts w:ascii="Times New Roman" w:hAnsi="Times New Roman" w:cs="Times New Roman"/>
+          <w:sz w:val="28"/>
+          <w:szCs w:val="28"/>
+        </w:rPr>
+        <w:t xml:space="preserve"> </w:t>
+      </w:r>
+      <w:r>
+        <w:rPr>
+          <w:rFonts w:ascii="Times New Roman" w:hAnsi="Times New Roman" w:cs="Times New Roman"/>
+          <w:sz w:val="28"/>
+          <w:szCs w:val="28"/>
+        </w:rPr>
+        <w:t>уровень 0)</w:t>
+      </w:r>
+    </w:p>
+    <w:p>
+      <w:pPr>
+        <w:spacing w:line="360" w:lineRule="auto"/>
+        <w:ind w:firstLine="709"/>
+        <w:contextualSpacing/>
+        <w:jc w:val="both"/>
+        <w:rPr>
+          <w:rFonts w:ascii="Times New Roman" w:hAnsi="Times New Roman" w:cs="Times New Roman"/>
+          <w:sz w:val="28"/>
+          <w:szCs w:val="28"/>
+        </w:rPr>
+      </w:pPr>
+    </w:p>
+    <w:p>
+      <w:pPr>
+        <w:spacing w:line="360" w:lineRule="auto"/>
+        <w:ind w:firstLine="709"/>
+        <w:contextualSpacing/>
+        <w:jc w:val="both"/>
+        <w:rPr>
+          <w:rFonts w:ascii="Times New Roman" w:hAnsi="Times New Roman" w:cs="Times New Roman"/>
+          <w:sz w:val="28"/>
+          <w:szCs w:val="28"/>
+        </w:rPr>
+      </w:pPr>
+      <w:r>
+        <w:rPr>
+          <w:rFonts w:ascii="Times New Roman" w:hAnsi="Times New Roman" w:cs="Times New Roman"/>
+          <w:sz w:val="28"/>
+          <w:szCs w:val="28"/>
+          <w:lang w:val="en-US"/>
+        </w:rPr>
+        <w:lastRenderedPageBreak/>
+        <w:t>DFD</w:t>
+      </w:r>
+      <w:r>
+        <w:rPr>
+          <w:rFonts w:ascii="Times New Roman" w:hAnsi="Times New Roman" w:cs="Times New Roman"/>
+          <w:sz w:val="28"/>
+          <w:szCs w:val="28"/>
+        </w:rPr>
+        <w:t>-</w:t>
+      </w:r>
+      <w:r>
+        <w:rPr>
+          <w:rFonts w:ascii="Times New Roman" w:hAnsi="Times New Roman" w:cs="Times New Roman"/>
+          <w:sz w:val="28"/>
+          <w:szCs w:val="28"/>
+        </w:rPr>
+        <w:t>д</w:t>
+      </w:r>
+      <w:r>
+        <w:rPr>
+          <w:rFonts w:ascii="Times New Roman" w:hAnsi="Times New Roman" w:cs="Times New Roman"/>
+          <w:sz w:val="28"/>
+          <w:szCs w:val="28"/>
+        </w:rPr>
+        <w:t xml:space="preserve">иаграмма </w:t>
+      </w:r>
+      <w:r>
+        <w:rPr>
+          <w:rFonts w:ascii="Times New Roman" w:hAnsi="Times New Roman" w:cs="Times New Roman"/>
+          <w:sz w:val="28"/>
+          <w:szCs w:val="28"/>
+        </w:rPr>
+        <w:t>первого</w:t>
+      </w:r>
+      <w:r>
+        <w:rPr>
+          <w:rFonts w:ascii="Times New Roman" w:hAnsi="Times New Roman" w:cs="Times New Roman"/>
+          <w:sz w:val="28"/>
+          <w:szCs w:val="28"/>
+        </w:rPr>
+        <w:t xml:space="preserve"> уровня детализирует центральный процесс, представленный на контекстной диаграмме, раскрывая его внутреннюю функциональную структуру. Она показывает ключевые подпроцессы, из которых состоит система, и промежуточные накопители данных, используемые для обмена информацией между этими процессами</w:t>
+      </w:r>
+      <w:r>
+        <w:rPr>
+          <w:rFonts w:ascii="Times New Roman" w:hAnsi="Times New Roman" w:cs="Times New Roman"/>
+          <w:sz w:val="28"/>
+          <w:szCs w:val="28"/>
+        </w:rPr>
+        <w:t>.</w:t>
+      </w:r>
+    </w:p>
+    <w:p>
+      <w:pPr>
+        <w:spacing w:line="360" w:lineRule="auto"/>
+        <w:ind w:firstLine="709"/>
+        <w:contextualSpacing/>
+        <w:jc w:val="both"/>
+        <w:rPr>
+          <w:rFonts w:ascii="Times New Roman" w:hAnsi="Times New Roman" w:cs="Times New Roman"/>
+          <w:sz w:val="28"/>
+          <w:szCs w:val="28"/>
+        </w:rPr>
+      </w:pPr>
+      <w:r>
+        <w:rPr>
+          <w:rFonts w:ascii="Times New Roman" w:hAnsi="Times New Roman" w:cs="Times New Roman"/>
+          <w:sz w:val="28"/>
+          <w:szCs w:val="28"/>
+        </w:rPr>
+        <w:t>Диаграмма включает следующие компоненты</w:t>
+      </w:r>
+      <w:r>
+        <w:rPr>
+          <w:rFonts w:ascii="Times New Roman" w:hAnsi="Times New Roman" w:cs="Times New Roman"/>
+          <w:sz w:val="28"/>
+          <w:szCs w:val="28"/>
+        </w:rPr>
+        <w:t>:</w:t>
+      </w:r>
+    </w:p>
+    <w:p>
+      <w:pPr>
+        <w:pStyle w:val="a7"/>
+        <w:numPr>
+          <w:ilvl w:val="0"/>
+          <w:numId w:val="18"/>
+        </w:numPr>
+        <w:spacing w:line="360" w:lineRule="auto"/>
+        <w:jc w:val="both"/>
+        <w:rPr>
+          <w:rFonts w:ascii="Times New Roman" w:hAnsi="Times New Roman" w:cs="Times New Roman"/>
+          <w:sz w:val="28"/>
+          <w:szCs w:val="28"/>
+        </w:rPr>
+      </w:pPr>
+      <w:r>
+        <w:rPr>
+          <w:rFonts w:ascii="Times New Roman" w:hAnsi="Times New Roman" w:cs="Times New Roman"/>
+          <w:sz w:val="28"/>
+          <w:szCs w:val="28"/>
+        </w:rPr>
+        <w:t>Извлечение данных;</w:t>
+      </w:r>
+    </w:p>
+    <w:p>
+      <w:pPr>
+        <w:pStyle w:val="a7"/>
+        <w:numPr>
+          <w:ilvl w:val="0"/>
+          <w:numId w:val="18"/>
+        </w:numPr>
+        <w:spacing w:line="360" w:lineRule="auto"/>
+        <w:jc w:val="both"/>
+        <w:rPr>
+          <w:rFonts w:ascii="Times New Roman" w:hAnsi="Times New Roman" w:cs="Times New Roman"/>
+          <w:sz w:val="28"/>
+          <w:szCs w:val="28"/>
+        </w:rPr>
+      </w:pPr>
+      <w:r>
+        <w:rPr>
+          <w:rFonts w:ascii="Times New Roman" w:hAnsi="Times New Roman" w:cs="Times New Roman"/>
+          <w:sz w:val="28"/>
+          <w:szCs w:val="28"/>
+        </w:rPr>
+        <w:t>Очистка и трансформация данных;</w:t>
+      </w:r>
+    </w:p>
+    <w:p>
+      <w:pPr>
+        <w:pStyle w:val="a7"/>
+        <w:numPr>
+          <w:ilvl w:val="0"/>
+          <w:numId w:val="18"/>
+        </w:numPr>
+        <w:spacing w:line="360" w:lineRule="auto"/>
+        <w:jc w:val="both"/>
+        <w:rPr>
+          <w:rFonts w:ascii="Times New Roman" w:hAnsi="Times New Roman" w:cs="Times New Roman"/>
+          <w:sz w:val="28"/>
+          <w:szCs w:val="28"/>
+        </w:rPr>
+      </w:pPr>
+      <w:r>
+        <w:rPr>
+          <w:rFonts w:ascii="Times New Roman" w:hAnsi="Times New Roman" w:cs="Times New Roman"/>
+          <w:sz w:val="28"/>
+          <w:szCs w:val="28"/>
+        </w:rPr>
+        <w:t>Агрегация и расчёт показаний;</w:t>
+      </w:r>
+    </w:p>
+    <w:p>
+      <w:pPr>
+        <w:pStyle w:val="a7"/>
+        <w:numPr>
+          <w:ilvl w:val="0"/>
+          <w:numId w:val="18"/>
+        </w:numPr>
+        <w:spacing w:line="360" w:lineRule="auto"/>
+        <w:jc w:val="both"/>
+        <w:rPr>
+          <w:rFonts w:ascii="Times New Roman" w:hAnsi="Times New Roman" w:cs="Times New Roman"/>
+          <w:sz w:val="28"/>
+          <w:szCs w:val="28"/>
+        </w:rPr>
+      </w:pPr>
+      <w:r>
+        <w:rPr>
+          <w:rFonts w:ascii="Times New Roman" w:hAnsi="Times New Roman" w:cs="Times New Roman"/>
+          <w:sz w:val="28"/>
+          <w:szCs w:val="28"/>
+        </w:rPr>
+        <w:t xml:space="preserve">Загрузка витрин в </w:t>
+      </w:r>
+      <w:proofErr w:type="spellStart"/>
+      <w:r>
+        <w:rPr>
+          <w:rFonts w:ascii="Times New Roman" w:hAnsi="Times New Roman" w:cs="Times New Roman"/>
+          <w:sz w:val="28"/>
+          <w:szCs w:val="28"/>
+          <w:lang w:val="en-US"/>
+        </w:rPr>
+        <w:t>ClickHouse</w:t>
+      </w:r>
+      <w:proofErr w:type="spellEnd"/>
+      <w:r>
+        <w:rPr>
+          <w:rFonts w:ascii="Times New Roman" w:hAnsi="Times New Roman" w:cs="Times New Roman"/>
+          <w:sz w:val="28"/>
+          <w:szCs w:val="28"/>
+        </w:rPr>
+        <w:t>;</w:t>
+      </w:r>
+    </w:p>
+    <w:p>
+      <w:pPr>
+        <w:pStyle w:val="a7"/>
+        <w:numPr>
+          <w:ilvl w:val="0"/>
+          <w:numId w:val="18"/>
+        </w:numPr>
+        <w:spacing w:line="360" w:lineRule="auto"/>
+        <w:jc w:val="both"/>
+        <w:rPr>
+          <w:rFonts w:ascii="Times New Roman" w:hAnsi="Times New Roman" w:cs="Times New Roman"/>
+          <w:sz w:val="28"/>
+          <w:szCs w:val="28"/>
+        </w:rPr>
+      </w:pPr>
+      <w:r>
+        <w:rPr>
+          <w:rFonts w:ascii="Times New Roman" w:hAnsi="Times New Roman" w:cs="Times New Roman"/>
+          <w:sz w:val="28"/>
+          <w:szCs w:val="28"/>
+        </w:rPr>
+        <w:t xml:space="preserve">Управление и мониторинг </w:t>
+      </w:r>
+      <w:r>
+        <w:rPr>
+          <w:rFonts w:ascii="Times New Roman" w:hAnsi="Times New Roman" w:cs="Times New Roman"/>
+          <w:sz w:val="28"/>
+          <w:szCs w:val="28"/>
+          <w:lang w:val="en-US"/>
+        </w:rPr>
+        <w:t>ETL</w:t>
+      </w:r>
+      <w:r>
+        <w:rPr>
+          <w:rFonts w:ascii="Times New Roman" w:hAnsi="Times New Roman" w:cs="Times New Roman"/>
+          <w:sz w:val="28"/>
+          <w:szCs w:val="28"/>
+        </w:rPr>
+        <w:t>.</w:t>
+      </w:r>
+    </w:p>
+    <w:p>
+      <w:pPr>
+        <w:spacing w:line="360" w:lineRule="auto"/>
+        <w:ind w:left="708"/>
+        <w:jc w:val="both"/>
+        <w:rPr>
+          <w:rFonts w:ascii="Times New Roman" w:hAnsi="Times New Roman" w:cs="Times New Roman"/>
+          <w:sz w:val="28"/>
+          <w:szCs w:val="28"/>
+        </w:rPr>
+      </w:pPr>
+      <w:r>
+        <w:rPr>
+          <w:rFonts w:ascii="Times New Roman" w:hAnsi="Times New Roman" w:cs="Times New Roman"/>
+          <w:sz w:val="28"/>
+          <w:szCs w:val="28"/>
+          <w:lang w:val="en-US"/>
+        </w:rPr>
+        <w:t>DFD</w:t>
+      </w:r>
+      <w:r>
+        <w:rPr>
+          <w:rFonts w:ascii="Times New Roman" w:hAnsi="Times New Roman" w:cs="Times New Roman"/>
+          <w:sz w:val="28"/>
+          <w:szCs w:val="28"/>
+        </w:rPr>
+        <w:t xml:space="preserve">-диаграмма </w:t>
+      </w:r>
+      <w:r>
+        <w:rPr>
+          <w:rFonts w:ascii="Times New Roman" w:hAnsi="Times New Roman" w:cs="Times New Roman"/>
+          <w:sz w:val="28"/>
+          <w:szCs w:val="28"/>
+        </w:rPr>
+        <w:t>уровня 1 представлена на рисунке 4.</w:t>
+      </w:r>
+    </w:p>
+    <w:p>
+      <w:pPr>
+        <w:spacing w:line="360" w:lineRule="auto"/>
+        <w:jc w:val="center"/>
+        <w:rPr>
+          <w:rFonts w:ascii="Times New Roman" w:hAnsi="Times New Roman" w:cs="Times New Roman"/>
+          <w:sz w:val="28"/>
+          <w:szCs w:val="28"/>
+        </w:rPr>
+      </w:pPr>
+      <w:r>
+        <w:rPr>
+          <w:rFonts w:ascii="Times New Roman" w:hAnsi="Times New Roman" w:cs="Times New Roman"/>
+          <w:sz w:val="28"/>
+          <w:szCs w:val="28"/>
+        </w:rPr>
+        <w:drawing>
+          <wp:inline distT="0" distB="0" distL="0" distR="0" wp14:anchorId="6D87407F" wp14:editId="04DDB86B">
+            <wp:extent cx="5940425" cy="1880870"/>
+            <wp:effectExtent l="0" t="0" r="3175" b="5080"/>
+            <wp:docPr id="1817212385" name="Рисунок 1"/>
+            <wp:cNvGraphicFramePr>
+              <a:graphicFrameLocks xmlns:a="http://schemas.openxmlformats.org/drawingml/2006/main" noChangeAspect="1"/>
+            </wp:cNvGraphicFramePr>
+            <a:graphic xmlns:a="http://schemas.openxmlformats.org/drawingml/2006/main">
+              <a:graphicData uri="http://schemas.openxmlformats.org/drawingml/2006/picture">
+                <pic:pic xmlns:pic="http://schemas.openxmlformats.org/drawingml/2006/picture">
+                  <pic:nvPicPr>
+                    <pic:cNvPr id="1817212385" name=""/>
+                    <pic:cNvPicPr/>
+                  </pic:nvPicPr>
+                  <pic:blipFill>
+                    <a:blip r:embed="rId8"/>
+                    <a:stretch>
+                      <a:fillRect/>
+                    </a:stretch>
+                  </pic:blipFill>
+                  <pic:spPr>
+                    <a:xfrm>
+                      <a:off x="0" y="0"/>
+                      <a:ext cx="5940425" cy="1880870"/>
+                    </a:xfrm>
+                    <a:prstGeom prst="rect">
+                      <a:avLst/>
+                    </a:prstGeom>
+                  </pic:spPr>
+                </pic:pic>
+              </a:graphicData>
+            </a:graphic>
+          </wp:inline>
+        </w:drawing>
+      </w:r>
+    </w:p>
+    <w:p>
+      <w:pPr>
+        <w:spacing w:line="360" w:lineRule="auto"/>
+        <w:ind w:left="708"/>
+        <w:jc w:val="center"/>
+        <w:rPr>
+          <w:rFonts w:ascii="Times New Roman" w:hAnsi="Times New Roman" w:cs="Times New Roman"/>
+          <w:sz w:val="28"/>
+          <w:szCs w:val="28"/>
+        </w:rPr>
+      </w:pPr>
+      <w:r>
+        <w:rPr>
+          <w:rFonts w:ascii="Times New Roman" w:hAnsi="Times New Roman" w:cs="Times New Roman"/>
+          <w:sz w:val="28"/>
+          <w:szCs w:val="28"/>
+        </w:rPr>
+        <w:t xml:space="preserve">Рисунок 4 </w:t>
+      </w:r>
+      <w:r>
+        <w:rPr>
+          <w:rFonts w:ascii="Times New Roman" w:hAnsi="Times New Roman" w:cs="Times New Roman"/>
+          <w:sz w:val="28"/>
+          <w:szCs w:val="28"/>
+        </w:rPr>
+        <w:t>–</w:t>
+      </w:r>
+      <w:r>
+        <w:rPr>
+          <w:rFonts w:ascii="Times New Roman" w:hAnsi="Times New Roman" w:cs="Times New Roman"/>
+          <w:sz w:val="28"/>
+          <w:szCs w:val="28"/>
+        </w:rPr>
+        <w:t xml:space="preserve"> </w:t>
+      </w:r>
+      <w:r>
+        <w:rPr>
+          <w:rFonts w:ascii="Times New Roman" w:hAnsi="Times New Roman" w:cs="Times New Roman"/>
+          <w:sz w:val="28"/>
+          <w:szCs w:val="28"/>
+          <w:lang w:val="en-US"/>
+        </w:rPr>
+        <w:t>DFD</w:t>
+      </w:r>
+      <w:r>
+        <w:rPr>
+          <w:rFonts w:ascii="Times New Roman" w:hAnsi="Times New Roman" w:cs="Times New Roman"/>
+          <w:sz w:val="28"/>
+          <w:szCs w:val="28"/>
+        </w:rPr>
+        <w:t>-диаграмма (</w:t>
+      </w:r>
+      <w:r>
+        <w:rPr>
+          <w:rFonts w:ascii="Times New Roman" w:hAnsi="Times New Roman" w:cs="Times New Roman"/>
+          <w:sz w:val="28"/>
+          <w:szCs w:val="28"/>
+          <w:lang w:val="en-US"/>
+        </w:rPr>
+        <w:t>DFD</w:t>
+      </w:r>
+      <w:r>
+        <w:rPr>
+          <w:rFonts w:ascii="Times New Roman" w:hAnsi="Times New Roman" w:cs="Times New Roman"/>
+          <w:sz w:val="28"/>
+          <w:szCs w:val="28"/>
+        </w:rPr>
+        <w:t xml:space="preserve"> уровень 1)</w:t>
+      </w:r>
+    </w:p>
+    <w:p>
+      <w:pPr>
+        <w:rPr>
+          <w:rFonts w:ascii="Times New Roman" w:hAnsi="Times New Roman" w:cs="Times New Roman"/>
+          <w:sz w:val="28"/>
+          <w:szCs w:val="28"/>
+        </w:rPr>
+      </w:pPr>
+      <w:r>
+        <w:rPr>
+          <w:rFonts w:ascii="Times New Roman" w:hAnsi="Times New Roman" w:cs="Times New Roman"/>
+          <w:sz w:val="28"/>
+          <w:szCs w:val="28"/>
+        </w:rPr>
+        <w:br w:type="page"/>
+      </w:r>
+    </w:p>
+    <w:p>
+      <w:pPr>
+        <w:spacing w:line="360" w:lineRule="auto"/>
+        <w:contextualSpacing/>
+        <w:jc w:val="both"/>
+        <w:rPr>
+          <w:rFonts w:ascii="Times New Roman" w:hAnsi="Times New Roman" w:cs="Times New Roman"/>
           <w:b/>
           <w:bCs/>
           <w:sz w:val="28"/>
@@ -1016,6 +1667,7 @@
           <w:sz w:val="28"/>
           <w:szCs w:val="28"/>
         </w:rPr>
+        <w:lastRenderedPageBreak/>
         <w:t>Спецификация процессов</w:t>
       </w:r>
     </w:p>
@@ -1233,15 +1885,7 @@
           <w:sz w:val="28"/>
           <w:szCs w:val="28"/>
         </w:rPr>
-        <w:t>т логику выполнения, точки принятия решений и зоны ответственности каждого компонента системы и персонал</w:t>
-      </w:r>
-      <w:r>
-        <w:rPr>
-          <w:rFonts w:ascii="Times New Roman" w:hAnsi="Times New Roman" w:cs="Times New Roman"/>
-          <w:sz w:val="28"/>
-          <w:szCs w:val="28"/>
-        </w:rPr>
-        <w:t>а.</w:t>
+        <w:t>т логику выполнения, точки принятия решений и зоны ответственности каждого компонента системы и персонала.</w:t>
       </w:r>
     </w:p>
     <w:p>
@@ -1279,7 +1923,23 @@
           <w:sz w:val="28"/>
           <w:szCs w:val="28"/>
         </w:rPr>
-        <w:t>диаграмма представлена на рисунке 3.</w:t>
+        <w:t xml:space="preserve">диаграмма представлена на рисунке </w:t>
+      </w:r>
+      <w:r>
+        <w:rPr>
+          <w:rFonts w:ascii="Times New Roman" w:hAnsi="Times New Roman" w:cs="Times New Roman"/>
+          <w:sz w:val="28"/>
+          <w:szCs w:val="28"/>
+        </w:rPr>
+        <w:t>5</w:t>
+      </w:r>
+      <w:r>
+        <w:rPr>
+          <w:rFonts w:ascii="Times New Roman" w:hAnsi="Times New Roman" w:cs="Times New Roman"/>
+          <w:sz w:val="28"/>
+          <w:szCs w:val="28"/>
+        </w:rPr>
+        <w:t>.</w:t>
       </w:r>
     </w:p>
     <w:p>
@@ -1312,7 +1972,6 @@
           <w:sz w:val="28"/>
           <w:szCs w:val="28"/>
         </w:rPr>
-        <w:lastRenderedPageBreak/>
         <w:drawing>
           <wp:inline distT="0" distB="0" distL="0" distR="0" wp14:anchorId="007079B9" wp14:editId="3B0EE1D2">
             <wp:extent cx="5479415" cy="4077568"/>
@@ -1331,7 +1990,7 @@
                     </pic:cNvPicPr>
                   </pic:nvPicPr>
                   <pic:blipFill>
-                    <a:blip r:embed="rId7" cstate="print">
+                    <a:blip r:embed="rId9" cstate="print">
                       <a:extLst>
                         <a:ext uri="{28A0092B-C50C-407E-A947-70E740481C1C}">
                           <a14:useLocalDpi xmlns:a14="http://schemas.microsoft.com/office/drawing/2010/main" val="0"/>
@@ -1387,7 +2046,7 @@
           <w:sz w:val="28"/>
           <w:szCs w:val="28"/>
         </w:rPr>
-        <w:t>3</w:t>
+        <w:t>5</w:t>
       </w:r>
       <w:r>
         <w:rPr>
@@ -1411,7 +2070,6 @@
           <w:rFonts w:ascii="Times New Roman" w:hAnsi="Times New Roman" w:cs="Times New Roman"/>
           <w:sz w:val="28"/>
           <w:szCs w:val="28"/>
-          <w:lang w:val="en-US"/>
         </w:rPr>
         <w:t>-</w:t>
       </w:r>
@@ -1445,12 +2103,7 @@
           <w:szCs w:val="28"/>
         </w:rPr>
       </w:pPr>
-    </w:p>
-    <w:p>
-      <w:pPr>
-        <w:spacing w:line="360" w:lineRule="auto"/>
-        <w:contextualSpacing/>
-        <w:jc w:val="both"/>
+      <w:r>
         <w:rPr>
           <w:rFonts w:ascii="Times New Roman" w:hAnsi="Times New Roman" w:cs="Times New Roman"/>
           <w:b/>
@@ -1458,15 +2111,7 @@
           <w:sz w:val="28"/>
           <w:szCs w:val="28"/>
         </w:rPr>
-      </w:pPr>
-      <w:r>
-        <w:rPr>
-          <w:rFonts w:ascii="Times New Roman" w:hAnsi="Times New Roman" w:cs="Times New Roman"/>
-          <w:b/>
-          <w:bCs/>
-          <w:sz w:val="28"/>
-          <w:szCs w:val="28"/>
-        </w:rPr>
+        <w:lastRenderedPageBreak/>
         <w:t>Структура хранимой информации</w:t>
       </w:r>
     </w:p>
@@ -1645,23 +2290,7 @@
           <w:sz w:val="28"/>
           <w:szCs w:val="28"/>
         </w:rPr>
-        <w:t>Связи</w:t>
-      </w:r>
-      <w:r>
-        <w:rPr>
-          <w:rFonts w:ascii="Times New Roman" w:hAnsi="Times New Roman" w:cs="Times New Roman"/>
-          <w:sz w:val="28"/>
-          <w:szCs w:val="28"/>
-        </w:rPr>
-        <w:t xml:space="preserve"> </w:t>
-      </w:r>
-      <w:r>
-        <w:rPr>
-          <w:rFonts w:ascii="Times New Roman" w:hAnsi="Times New Roman" w:cs="Times New Roman"/>
-          <w:sz w:val="28"/>
-          <w:szCs w:val="28"/>
-        </w:rPr>
-        <w:t>– одна запись в таблице-измерении соответствует множеству записей в таблице фактов (связь "один-ко-многим"). Такой подход обеспечивает высокую производительность аналитических запросов.</w:t>
+        <w:t>Связи – одна запись в таблице-измерении соответствует множеству записей в таблице фактов (связь "один-ко-многим"). Такой подход обеспечивает высокую производительность аналитических запросов.</w:t>
       </w:r>
     </w:p>
     <w:p>
@@ -1715,7 +2344,15 @@
           <w:sz w:val="28"/>
           <w:szCs w:val="28"/>
         </w:rPr>
-        <w:t>, представленная на рисунке 4</w:t>
+        <w:t xml:space="preserve">, представленная на рисунке </w:t>
+      </w:r>
+      <w:r>
+        <w:rPr>
+          <w:rFonts w:ascii="Times New Roman" w:hAnsi="Times New Roman" w:cs="Times New Roman"/>
+          <w:sz w:val="28"/>
+          <w:szCs w:val="28"/>
+        </w:rPr>
+        <w:t>6</w:t>
       </w:r>
       <w:r>
         <w:rPr>
@@ -1744,7 +2381,6 @@
           <w:sz w:val="28"/>
           <w:szCs w:val="28"/>
         </w:rPr>
-        <w:lastRenderedPageBreak/>
         <w:drawing>
           <wp:inline distT="0" distB="0" distL="0" distR="0" wp14:anchorId="405E9CB0" wp14:editId="6BDDE7B4">
             <wp:extent cx="5960443" cy="1892226"/>
@@ -1761,7 +2397,7 @@
                     <pic:cNvPicPr/>
                   </pic:nvPicPr>
                   <pic:blipFill>
-                    <a:blip r:embed="rId8" cstate="print">
+                    <a:blip r:embed="rId10" cstate="print">
                       <a:extLst>
                         <a:ext uri="{28A0092B-C50C-407E-A947-70E740481C1C}">
                           <a14:useLocalDpi xmlns:a14="http://schemas.microsoft.com/office/drawing/2010/main" val="0"/>
@@ -1813,7 +2449,7 @@
           <w:sz w:val="28"/>
           <w:szCs w:val="28"/>
         </w:rPr>
-        <w:t>4</w:t>
+        <w:t>6</w:t>
       </w:r>
       <w:r>
         <w:rPr>
@@ -1952,15 +2588,41 @@
           <w:szCs w:val="28"/>
           <w:lang w:val="en-US"/>
         </w:rPr>
-        <w:t>Apache Airflow</w:t>
-      </w:r>
-      <w:r>
-        <w:rPr>
-          <w:rFonts w:ascii="Times New Roman" w:hAnsi="Times New Roman" w:cs="Times New Roman"/>
-          <w:sz w:val="28"/>
-          <w:szCs w:val="28"/>
-        </w:rPr>
-        <w:t xml:space="preserve">, который не выполняет вычислений, а лишь управляет запуском и мониторингом </w:t>
+        <w:t>Apache</w:t>
+      </w:r>
+      <w:r>
+        <w:rPr>
+          <w:rFonts w:ascii="Times New Roman" w:hAnsi="Times New Roman" w:cs="Times New Roman"/>
+          <w:sz w:val="28"/>
+          <w:szCs w:val="28"/>
+        </w:rPr>
+        <w:t xml:space="preserve"> </w:t>
+      </w:r>
+      <w:r>
+        <w:rPr>
+          <w:rFonts w:ascii="Times New Roman" w:hAnsi="Times New Roman" w:cs="Times New Roman"/>
+          <w:sz w:val="28"/>
+          <w:szCs w:val="28"/>
+          <w:lang w:val="en-US"/>
+        </w:rPr>
+        <w:t>Airflow</w:t>
+      </w:r>
+      <w:r>
+        <w:rPr>
+          <w:rFonts w:ascii="Times New Roman" w:hAnsi="Times New Roman" w:cs="Times New Roman"/>
+          <w:sz w:val="28"/>
+          <w:szCs w:val="28"/>
+        </w:rPr>
+        <w:t xml:space="preserve">, который не выполняет вычислений, а лишь управляет запуском и </w:t>
+      </w:r>
+      <w:r>
+        <w:rPr>
+          <w:rFonts w:ascii="Times New Roman" w:hAnsi="Times New Roman" w:cs="Times New Roman"/>
+          <w:sz w:val="28"/>
+          <w:szCs w:val="28"/>
+        </w:rPr>
+        <w:lastRenderedPageBreak/>
+        <w:t xml:space="preserve">мониторингом </w:t>
       </w:r>
       <w:r>
         <w:rPr>
@@ -2122,7 +2784,23 @@
           <w:sz w:val="28"/>
           <w:szCs w:val="28"/>
         </w:rPr>
-        <w:t>, представленная на рисунке 5.</w:t>
+        <w:t xml:space="preserve">, представленная на рисунке </w:t>
+      </w:r>
+      <w:r>
+        <w:rPr>
+          <w:rFonts w:ascii="Times New Roman" w:hAnsi="Times New Roman" w:cs="Times New Roman"/>
+          <w:sz w:val="28"/>
+          <w:szCs w:val="28"/>
+        </w:rPr>
+        <w:t>7</w:t>
+      </w:r>
+      <w:r>
+        <w:rPr>
+          <w:rFonts w:ascii="Times New Roman" w:hAnsi="Times New Roman" w:cs="Times New Roman"/>
+          <w:sz w:val="28"/>
+          <w:szCs w:val="28"/>
+        </w:rPr>
+        <w:t>.</w:t>
       </w:r>
     </w:p>
     <w:p>
@@ -2140,7 +2818,6 @@
         <w:rPr>
           <w:noProof/>
         </w:rPr>
-        <w:lastRenderedPageBreak/>
         <w:drawing>
           <wp:inline distT="0" distB="0" distL="0" distR="0" wp14:anchorId="23690204" wp14:editId="7322F4A2">
             <wp:extent cx="4653696" cy="3225148"/>
@@ -2157,7 +2834,7 @@
                     <pic:cNvPicPr/>
                   </pic:nvPicPr>
                   <pic:blipFill>
-                    <a:blip r:embed="rId9" cstate="print">
+                    <a:blip r:embed="rId11" cstate="print">
                       <a:extLst>
                         <a:ext uri="{28A0092B-C50C-407E-A947-70E740481C1C}">
                           <a14:useLocalDpi xmlns:a14="http://schemas.microsoft.com/office/drawing/2010/main" val="0"/>
@@ -2209,7 +2886,7 @@
           <w:sz w:val="28"/>
           <w:szCs w:val="28"/>
         </w:rPr>
-        <w:t>5</w:t>
+        <w:t>7</w:t>
       </w:r>
       <w:r>
         <w:rPr>
@@ -2283,15 +2960,7 @@
           <w:sz w:val="28"/>
           <w:szCs w:val="28"/>
         </w:rPr>
-        <w:t>Осн</w:t>
-      </w:r>
-      <w:r>
-        <w:rPr>
-          <w:rFonts w:ascii="Times New Roman" w:hAnsi="Times New Roman" w:cs="Times New Roman"/>
-          <w:sz w:val="28"/>
-          <w:szCs w:val="28"/>
-        </w:rPr>
-        <w:t>овным интерфейсом взаимодействия технического персонала</w:t>
+        <w:t>Основным интерфейсом взаимодействия технического персонала</w:t>
       </w:r>
       <w:r>
         <w:rPr>
@@ -2403,6 +3072,7 @@
           <w:sz w:val="28"/>
           <w:szCs w:val="28"/>
         </w:rPr>
+        <w:lastRenderedPageBreak/>
         <w:t>п</w:t>
       </w:r>
       <w:r>
@@ -3363,6 +4033,95 @@
     </w:lvl>
   </w:abstractNum>
   <w:abstractNum w:abstractNumId="5" w15:restartNumberingAfterBreak="0">
+    <w:nsid w:val="31DA263A"/>
+    <w:multiLevelType w:val="hybridMultilevel"/>
+    <w:tmpl w:val="EE829942"/>
+    <w:lvl w:ilvl="0" w:tplc="74D44B52">
+      <w:start w:val="1"/>
+      <w:numFmt w:val="decimal"/>
+      <w:lvlText w:val="%1."/>
+      <w:lvlJc w:val="left"/>
+      <w:pPr>
+        <w:ind w:left="1069" w:hanging="360"/>
+      </w:pPr>
+      <w:rPr>
+        <w:rFonts w:hint="default"/>
+      </w:rPr>
+    </w:lvl>
+    <w:lvl w:ilvl="1" w:tplc="04190019" w:tentative="1">
+      <w:start w:val="1"/>
+      <w:numFmt w:val="lowerLetter"/>
+      <w:lvlText w:val="%2."/>
+      <w:lvlJc w:val="left"/>
+      <w:pPr>
+        <w:ind w:left="1789" w:hanging="360"/>
+      </w:pPr>
+    </w:lvl>
+    <w:lvl w:ilvl="2" w:tplc="0419001B" w:tentative="1">
+      <w:start w:val="1"/>
+      <w:numFmt w:val="lowerRoman"/>
+      <w:lvlText w:val="%3."/>
+      <w:lvlJc w:val="right"/>
+      <w:pPr>
+        <w:ind w:left="2509" w:hanging="180"/>
+      </w:pPr>
+    </w:lvl>
+    <w:lvl w:ilvl="3" w:tplc="0419000F" w:tentative="1">
+      <w:start w:val="1"/>
+      <w:numFmt w:val="decimal"/>
+      <w:lvlText w:val="%4."/>
+      <w:lvlJc w:val="left"/>
+      <w:pPr>
+        <w:ind w:left="3229" w:hanging="360"/>
+      </w:pPr>
+    </w:lvl>
+    <w:lvl w:ilvl="4" w:tplc="04190019" w:tentative="1">
+      <w:start w:val="1"/>
+      <w:numFmt w:val="lowerLetter"/>
+      <w:lvlText w:val="%5."/>
+      <w:lvlJc w:val="left"/>
+      <w:pPr>
+        <w:ind w:left="3949" w:hanging="360"/>
+      </w:pPr>
+    </w:lvl>
+    <w:lvl w:ilvl="5" w:tplc="0419001B" w:tentative="1">
+      <w:start w:val="1"/>
+      <w:numFmt w:val="lowerRoman"/>
+      <w:lvlText w:val="%6."/>
+      <w:lvlJc w:val="right"/>
+      <w:pPr>
+        <w:ind w:left="4669" w:hanging="180"/>
+      </w:pPr>
+    </w:lvl>
+    <w:lvl w:ilvl="6" w:tplc="0419000F" w:tentative="1">
+      <w:start w:val="1"/>
+      <w:numFmt w:val="decimal"/>
+      <w:lvlText w:val="%7."/>
+      <w:lvlJc w:val="left"/>
+      <w:pPr>
+        <w:ind w:left="5389" w:hanging="360"/>
+      </w:pPr>
+    </w:lvl>
+    <w:lvl w:ilvl="7" w:tplc="04190019" w:tentative="1">
+      <w:start w:val="1"/>
+      <w:numFmt w:val="lowerLetter"/>
+      <w:lvlText w:val="%8."/>
+      <w:lvlJc w:val="left"/>
+      <w:pPr>
+        <w:ind w:left="6109" w:hanging="360"/>
+      </w:pPr>
+    </w:lvl>
+    <w:lvl w:ilvl="8" w:tplc="0419001B" w:tentative="1">
+      <w:start w:val="1"/>
+      <w:numFmt w:val="lowerRoman"/>
+      <w:lvlText w:val="%9."/>
+      <w:lvlJc w:val="right"/>
+      <w:pPr>
+        <w:ind w:left="6829" w:hanging="180"/>
+      </w:pPr>
+    </w:lvl>
+  </w:abstractNum>
+  <w:abstractNum w:abstractNumId="6" w15:restartNumberingAfterBreak="0">
     <w:nsid w:val="3C9E3AC6"/>
     <w:multiLevelType w:val="multilevel"/>
     <w:tmpl w:val="0EBEE49E"/>
@@ -3476,7 +4235,7 @@
       </w:pPr>
     </w:lvl>
   </w:abstractNum>
-  <w:abstractNum w:abstractNumId="6" w15:restartNumberingAfterBreak="0">
+  <w:abstractNum w:abstractNumId="7" w15:restartNumberingAfterBreak="0">
     <w:nsid w:val="46074AEB"/>
     <w:multiLevelType w:val="multilevel"/>
     <w:tmpl w:val="CC64C634"/>
@@ -3625,7 +4384,7 @@
       </w:rPr>
     </w:lvl>
   </w:abstractNum>
-  <w:abstractNum w:abstractNumId="7" w15:restartNumberingAfterBreak="0">
+  <w:abstractNum w:abstractNumId="8" w15:restartNumberingAfterBreak="0">
     <w:nsid w:val="46515F89"/>
     <w:multiLevelType w:val="hybridMultilevel"/>
     <w:tmpl w:val="8CAE7516"/>
@@ -3741,7 +4500,7 @@
       </w:rPr>
     </w:lvl>
   </w:abstractNum>
-  <w:abstractNum w:abstractNumId="8" w15:restartNumberingAfterBreak="0">
+  <w:abstractNum w:abstractNumId="9" w15:restartNumberingAfterBreak="0">
     <w:nsid w:val="4A9E511E"/>
     <w:multiLevelType w:val="multilevel"/>
     <w:tmpl w:val="E396A798"/>
@@ -3857,7 +4616,7 @@
       </w:pPr>
     </w:lvl>
   </w:abstractNum>
-  <w:abstractNum w:abstractNumId="9" w15:restartNumberingAfterBreak="0">
+  <w:abstractNum w:abstractNumId="10" w15:restartNumberingAfterBreak="0">
     <w:nsid w:val="4B5B28E0"/>
     <w:multiLevelType w:val="hybridMultilevel"/>
     <w:tmpl w:val="8E9456E4"/>
@@ -3970,7 +4729,7 @@
       </w:rPr>
     </w:lvl>
   </w:abstractNum>
-  <w:abstractNum w:abstractNumId="10" w15:restartNumberingAfterBreak="0">
+  <w:abstractNum w:abstractNumId="11" w15:restartNumberingAfterBreak="0">
     <w:nsid w:val="50B74E98"/>
     <w:multiLevelType w:val="multilevel"/>
     <w:tmpl w:val="E396A798"/>
@@ -4086,7 +4845,7 @@
       </w:pPr>
     </w:lvl>
   </w:abstractNum>
-  <w:abstractNum w:abstractNumId="11" w15:restartNumberingAfterBreak="0">
+  <w:abstractNum w:abstractNumId="12" w15:restartNumberingAfterBreak="0">
     <w:nsid w:val="558A44F2"/>
     <w:multiLevelType w:val="multilevel"/>
     <w:tmpl w:val="85B853C8"/>
@@ -4199,7 +4958,7 @@
       </w:pPr>
     </w:lvl>
   </w:abstractNum>
-  <w:abstractNum w:abstractNumId="12" w15:restartNumberingAfterBreak="0">
+  <w:abstractNum w:abstractNumId="13" w15:restartNumberingAfterBreak="0">
     <w:nsid w:val="5BCE440E"/>
     <w:multiLevelType w:val="hybridMultilevel"/>
     <w:tmpl w:val="414C7D3A"/>
@@ -4315,7 +5074,7 @@
       </w:rPr>
     </w:lvl>
   </w:abstractNum>
-  <w:abstractNum w:abstractNumId="13" w15:restartNumberingAfterBreak="0">
+  <w:abstractNum w:abstractNumId="14" w15:restartNumberingAfterBreak="0">
     <w:nsid w:val="5E3E2EF3"/>
     <w:multiLevelType w:val="multilevel"/>
     <w:tmpl w:val="A72CEEAC"/>
@@ -4428,7 +5187,7 @@
       </w:pPr>
     </w:lvl>
   </w:abstractNum>
-  <w:abstractNum w:abstractNumId="14" w15:restartNumberingAfterBreak="0">
+  <w:abstractNum w:abstractNumId="15" w15:restartNumberingAfterBreak="0">
     <w:nsid w:val="6A13294B"/>
     <w:multiLevelType w:val="multilevel"/>
     <w:tmpl w:val="A9DE12FE"/>
@@ -4541,7 +5300,7 @@
       </w:pPr>
     </w:lvl>
   </w:abstractNum>
-  <w:abstractNum w:abstractNumId="15" w15:restartNumberingAfterBreak="0">
+  <w:abstractNum w:abstractNumId="16" w15:restartNumberingAfterBreak="0">
     <w:nsid w:val="74F76FB6"/>
     <w:multiLevelType w:val="multilevel"/>
     <w:tmpl w:val="C0DC68A2"/>
@@ -4654,7 +5413,7 @@
       </w:pPr>
     </w:lvl>
   </w:abstractNum>
-  <w:abstractNum w:abstractNumId="16" w15:restartNumberingAfterBreak="0">
+  <w:abstractNum w:abstractNumId="17" w15:restartNumberingAfterBreak="0">
     <w:nsid w:val="7BF96033"/>
     <w:multiLevelType w:val="hybridMultilevel"/>
     <w:tmpl w:val="B3F8A0F4"/>
@@ -4744,16 +5503,16 @@
     <w:abstractNumId w:val="3"/>
   </w:num>
   <w:num w:numId="2" w16cid:durableId="507715299">
-    <w:abstractNumId w:val="5"/>
+    <w:abstractNumId w:val="6"/>
   </w:num>
   <w:num w:numId="3" w16cid:durableId="1287617155">
-    <w:abstractNumId w:val="15"/>
+    <w:abstractNumId w:val="16"/>
   </w:num>
   <w:num w:numId="4" w16cid:durableId="1789205630">
-    <w:abstractNumId w:val="13"/>
+    <w:abstractNumId w:val="14"/>
   </w:num>
   <w:num w:numId="5" w16cid:durableId="926307452">
-    <w:abstractNumId w:val="6"/>
+    <w:abstractNumId w:val="7"/>
   </w:num>
   <w:num w:numId="6" w16cid:durableId="785933259">
     <w:abstractNumId w:val="0"/>
@@ -4762,34 +5521,37 @@
     <w:abstractNumId w:val="1"/>
   </w:num>
   <w:num w:numId="8" w16cid:durableId="2045521040">
-    <w:abstractNumId w:val="14"/>
+    <w:abstractNumId w:val="15"/>
   </w:num>
   <w:num w:numId="9" w16cid:durableId="219247535">
-    <w:abstractNumId w:val="12"/>
+    <w:abstractNumId w:val="13"/>
   </w:num>
   <w:num w:numId="10" w16cid:durableId="97338170">
-    <w:abstractNumId w:val="7"/>
+    <w:abstractNumId w:val="8"/>
   </w:num>
   <w:num w:numId="11" w16cid:durableId="601575266">
     <w:abstractNumId w:val="4"/>
   </w:num>
   <w:num w:numId="12" w16cid:durableId="921720655">
+    <w:abstractNumId w:val="10"/>
+  </w:num>
+  <w:num w:numId="13" w16cid:durableId="1448619764">
+    <w:abstractNumId w:val="12"/>
+  </w:num>
+  <w:num w:numId="14" w16cid:durableId="542863366">
     <w:abstractNumId w:val="9"/>
   </w:num>
-  <w:num w:numId="13" w16cid:durableId="1448619764">
+  <w:num w:numId="15" w16cid:durableId="1449010747">
     <w:abstractNumId w:val="11"/>
   </w:num>
-  <w:num w:numId="14" w16cid:durableId="542863366">
-    <w:abstractNumId w:val="8"/>
-  </w:num>
-  <w:num w:numId="15" w16cid:durableId="1449010747">
-    <w:abstractNumId w:val="10"/>
-  </w:num>
   <w:num w:numId="16" w16cid:durableId="524557243">
-    <w:abstractNumId w:val="16"/>
+    <w:abstractNumId w:val="17"/>
   </w:num>
   <w:num w:numId="17" w16cid:durableId="294414907">
     <w:abstractNumId w:val="2"/>
+  </w:num>
+  <w:num w:numId="18" w16cid:durableId="679090278">
+    <w:abstractNumId w:val="5"/>
   </w:num>
 </w:numbering>
 </file>
